--- a/klagomål/A 54034-2024 FSC-klagomål.docx
+++ b/klagomål/A 54034-2024 FSC-klagomål.docx
@@ -1066,7 +1066,7 @@
     <w:r>
       <w:tab/>
       <w:tab/>
-      <w:t>2024-12-18</w:t>
+      <w:t>2024-12-19</w:t>
       <w:br/>
       <w:br/>
     </w:r>

--- a/klagomål/A 54034-2024 FSC-klagomål.docx
+++ b/klagomål/A 54034-2024 FSC-klagomål.docx
@@ -1066,7 +1066,7 @@
     <w:r>
       <w:tab/>
       <w:tab/>
-      <w:t>2024-12-19</w:t>
+      <w:t>2024-12-20</w:t>
       <w:br/>
       <w:br/>
     </w:r>

--- a/klagomål/A 54034-2024 FSC-klagomål.docx
+++ b/klagomål/A 54034-2024 FSC-klagomål.docx
@@ -1066,7 +1066,7 @@
     <w:r>
       <w:tab/>
       <w:tab/>
-      <w:t>2024-12-31</w:t>
+      <w:t>2025-01-01</w:t>
       <w:br/>
       <w:br/>
     </w:r>

--- a/klagomål/A 54034-2024 FSC-klagomål.docx
+++ b/klagomål/A 54034-2024 FSC-klagomål.docx
@@ -1066,7 +1066,7 @@
     <w:r>
       <w:tab/>
       <w:tab/>
-      <w:t>2025-01-01</w:t>
+      <w:t>2025-01-02</w:t>
       <w:br/>
       <w:br/>
     </w:r>

--- a/klagomål/A 54034-2024 FSC-klagomål.docx
+++ b/klagomål/A 54034-2024 FSC-klagomål.docx
@@ -1066,7 +1066,7 @@
     <w:r>
       <w:tab/>
       <w:tab/>
-      <w:t>2025-01-02</w:t>
+      <w:t>2025-01-03</w:t>
       <w:br/>
       <w:br/>
     </w:r>

--- a/klagomål/A 54034-2024 FSC-klagomål.docx
+++ b/klagomål/A 54034-2024 FSC-klagomål.docx
@@ -1066,7 +1066,7 @@
     <w:r>
       <w:tab/>
       <w:tab/>
-      <w:t>2025-01-03</w:t>
+      <w:t>2025-01-04</w:t>
       <w:br/>
       <w:br/>
     </w:r>

--- a/klagomål/A 54034-2024 FSC-klagomål.docx
+++ b/klagomål/A 54034-2024 FSC-klagomål.docx
@@ -1066,7 +1066,7 @@
     <w:r>
       <w:tab/>
       <w:tab/>
-      <w:t>2025-01-04</w:t>
+      <w:t>2025-01-05</w:t>
       <w:br/>
       <w:br/>
     </w:r>

--- a/klagomål/A 54034-2024 FSC-klagomål.docx
+++ b/klagomål/A 54034-2024 FSC-klagomål.docx
@@ -1066,7 +1066,7 @@
     <w:r>
       <w:tab/>
       <w:tab/>
-      <w:t>2025-01-05</w:t>
+      <w:t>2025-01-06</w:t>
       <w:br/>
       <w:br/>
     </w:r>

--- a/klagomål/A 54034-2024 FSC-klagomål.docx
+++ b/klagomål/A 54034-2024 FSC-klagomål.docx
@@ -1066,7 +1066,7 @@
     <w:r>
       <w:tab/>
       <w:tab/>
-      <w:t>2025-01-06</w:t>
+      <w:t>2025-01-07</w:t>
       <w:br/>
       <w:br/>
     </w:r>

--- a/klagomål/A 54034-2024 FSC-klagomål.docx
+++ b/klagomål/A 54034-2024 FSC-klagomål.docx
@@ -1066,7 +1066,7 @@
     <w:r>
       <w:tab/>
       <w:tab/>
-      <w:t>2025-01-07</w:t>
+      <w:t>2025-01-08</w:t>
       <w:br/>
       <w:br/>
     </w:r>

--- a/klagomål/A 54034-2024 FSC-klagomål.docx
+++ b/klagomål/A 54034-2024 FSC-klagomål.docx
@@ -1066,7 +1066,7 @@
     <w:r>
       <w:tab/>
       <w:tab/>
-      <w:t>2025-01-08</w:t>
+      <w:t>2025-01-09</w:t>
       <w:br/>
       <w:br/>
     </w:r>

--- a/klagomål/A 54034-2024 FSC-klagomål.docx
+++ b/klagomål/A 54034-2024 FSC-klagomål.docx
@@ -1066,7 +1066,7 @@
     <w:r>
       <w:tab/>
       <w:tab/>
-      <w:t>2025-01-09</w:t>
+      <w:t>2025-01-10</w:t>
       <w:br/>
       <w:br/>
     </w:r>

--- a/klagomål/A 54034-2024 FSC-klagomål.docx
+++ b/klagomål/A 54034-2024 FSC-klagomål.docx
@@ -1066,7 +1066,7 @@
     <w:r>
       <w:tab/>
       <w:tab/>
-      <w:t>2025-01-10</w:t>
+      <w:t>2025-01-11</w:t>
       <w:br/>
       <w:br/>
     </w:r>

--- a/klagomål/A 54034-2024 FSC-klagomål.docx
+++ b/klagomål/A 54034-2024 FSC-klagomål.docx
@@ -1066,7 +1066,7 @@
     <w:r>
       <w:tab/>
       <w:tab/>
-      <w:t>2025-01-11</w:t>
+      <w:t>2025-01-12</w:t>
       <w:br/>
       <w:br/>
     </w:r>

--- a/klagomål/A 54034-2024 FSC-klagomål.docx
+++ b/klagomål/A 54034-2024 FSC-klagomål.docx
@@ -1066,7 +1066,7 @@
     <w:r>
       <w:tab/>
       <w:tab/>
-      <w:t>2025-01-12</w:t>
+      <w:t>2025-01-13</w:t>
       <w:br/>
       <w:br/>
     </w:r>

--- a/klagomål/A 54034-2024 FSC-klagomål.docx
+++ b/klagomål/A 54034-2024 FSC-klagomål.docx
@@ -1066,7 +1066,7 @@
     <w:r>
       <w:tab/>
       <w:tab/>
-      <w:t>2025-01-13</w:t>
+      <w:t>2025-01-14</w:t>
       <w:br/>
       <w:br/>
     </w:r>

--- a/klagomål/A 54034-2024 FSC-klagomål.docx
+++ b/klagomål/A 54034-2024 FSC-klagomål.docx
@@ -1066,7 +1066,7 @@
     <w:r>
       <w:tab/>
       <w:tab/>
-      <w:t>2025-01-14</w:t>
+      <w:t>2025-01-15</w:t>
       <w:br/>
       <w:br/>
     </w:r>

--- a/klagomål/A 54034-2024 FSC-klagomål.docx
+++ b/klagomål/A 54034-2024 FSC-klagomål.docx
@@ -673,7 +673,7 @@
     </w:p>
     <w:p>
       <w:r>
-        <w:t>Knärot är fridlyst enligt 8 och 15 §§ artskyddsförordningen och klassad som sårbar (VU) enligt rödlistan 2020. Knärot är beroende av hög och jämn luftfuktighet i gamla, ostörda skogsmiljöer och är känslig för snabba förändringar av ljus-/vindförhållanden eller uttorkning. På grund av ett alltför intensivt skogsbruk har den minskat med 40 (25–50) % under de senaste 60 åren och i framtiden bedöms minskningstakten uppgå till 30 (20–40) %. Till följd av att arten har en dokumenterat högre minskningstakt iförhållande till sin generationstid än vad som tidigare varit känt (data från Riksskogstaxeringen) höjdes den till hotkategori sårbar (VU) i rödlistan 2020 (SLU Artdatabanken, 2021).</w:t>
+        <w:t>Knärot är fridlyst enligt 8 och 15 §§ artskyddsförordningen och klassad som sårbar (VU) enligt rödlistan 2020. Knärot är beroende av hög och jämn luftfuktighet i gamla, ostörda skogsmiljöer och är känslig för snabba förändringar av ljus-/vindförhållanden eller uttorkning. På grund av ett alltför intensivt skogsbruk har den minskat med 40 (25–50) % under de senaste 60 åren och i framtiden bedöms minskningstakten uppgå till 30 (20–40) %. Till följd av att arten har en dokumenterat högre minskningstakt i förhållande till sin generationstid än vad som tidigare varit känt (data från Riksskogstaxeringen) höjdes den till hotkategori sårbar (VU) i rödlistan 2020 (SLU Artdatabanken, 2021).</w:t>
       </w:r>
     </w:p>
     <w:p>
@@ -1066,7 +1066,7 @@
     <w:r>
       <w:tab/>
       <w:tab/>
-      <w:t>2025-01-15</w:t>
+      <w:t>2025-01-16</w:t>
       <w:br/>
       <w:br/>
     </w:r>

--- a/klagomål/A 54034-2024 FSC-klagomål.docx
+++ b/klagomål/A 54034-2024 FSC-klagomål.docx
@@ -1066,7 +1066,7 @@
     <w:r>
       <w:tab/>
       <w:tab/>
-      <w:t>2025-01-16</w:t>
+      <w:t>2025-01-17</w:t>
       <w:br/>
       <w:br/>
     </w:r>

--- a/klagomål/A 54034-2024 FSC-klagomål.docx
+++ b/klagomål/A 54034-2024 FSC-klagomål.docx
@@ -1066,7 +1066,7 @@
     <w:r>
       <w:tab/>
       <w:tab/>
-      <w:t>2025-01-17</w:t>
+      <w:t>2025-01-18</w:t>
       <w:br/>
       <w:br/>
     </w:r>

--- a/klagomål/A 54034-2024 FSC-klagomål.docx
+++ b/klagomål/A 54034-2024 FSC-klagomål.docx
@@ -1066,7 +1066,7 @@
     <w:r>
       <w:tab/>
       <w:tab/>
-      <w:t>2025-01-18</w:t>
+      <w:t>2025-01-19</w:t>
       <w:br/>
       <w:br/>
     </w:r>

--- a/klagomål/A 54034-2024 FSC-klagomål.docx
+++ b/klagomål/A 54034-2024 FSC-klagomål.docx
@@ -1066,7 +1066,7 @@
     <w:r>
       <w:tab/>
       <w:tab/>
-      <w:t>2025-01-19</w:t>
+      <w:t>2025-01-20</w:t>
       <w:br/>
       <w:br/>
     </w:r>

--- a/klagomål/A 54034-2024 FSC-klagomål.docx
+++ b/klagomål/A 54034-2024 FSC-klagomål.docx
@@ -1066,7 +1066,7 @@
     <w:r>
       <w:tab/>
       <w:tab/>
-      <w:t>2025-01-30</w:t>
+      <w:t>2025-01-31</w:t>
       <w:br/>
       <w:br/>
     </w:r>

--- a/klagomål/A 54034-2024 FSC-klagomål.docx
+++ b/klagomål/A 54034-2024 FSC-klagomål.docx
@@ -1066,7 +1066,7 @@
     <w:r>
       <w:tab/>
       <w:tab/>
-      <w:t>2025-01-31</w:t>
+      <w:t>2025-02-02</w:t>
       <w:br/>
       <w:br/>
     </w:r>

--- a/klagomål/A 54034-2024 FSC-klagomål.docx
+++ b/klagomål/A 54034-2024 FSC-klagomål.docx
@@ -1066,7 +1066,7 @@
     <w:r>
       <w:tab/>
       <w:tab/>
-      <w:t>2025-02-02</w:t>
+      <w:t>2025-02-03</w:t>
       <w:br/>
       <w:br/>
     </w:r>

--- a/klagomål/A 54034-2024 FSC-klagomål.docx
+++ b/klagomål/A 54034-2024 FSC-klagomål.docx
@@ -1066,7 +1066,7 @@
     <w:r>
       <w:tab/>
       <w:tab/>
-      <w:t>2025-02-03</w:t>
+      <w:t>2025-02-04</w:t>
       <w:br/>
       <w:br/>
     </w:r>

--- a/klagomål/A 54034-2024 FSC-klagomål.docx
+++ b/klagomål/A 54034-2024 FSC-klagomål.docx
@@ -1066,7 +1066,7 @@
     <w:r>
       <w:tab/>
       <w:tab/>
-      <w:t>2025-02-04</w:t>
+      <w:t>2025-02-05</w:t>
       <w:br/>
       <w:br/>
     </w:r>

--- a/klagomål/A 54034-2024 FSC-klagomål.docx
+++ b/klagomål/A 54034-2024 FSC-klagomål.docx
@@ -1066,7 +1066,7 @@
     <w:r>
       <w:tab/>
       <w:tab/>
-      <w:t>2025-02-05</w:t>
+      <w:t>2025-02-06</w:t>
       <w:br/>
       <w:br/>
     </w:r>

--- a/klagomål/A 54034-2024 FSC-klagomål.docx
+++ b/klagomål/A 54034-2024 FSC-klagomål.docx
@@ -1066,7 +1066,7 @@
     <w:r>
       <w:tab/>
       <w:tab/>
-      <w:t>2025-02-06</w:t>
+      <w:t>2025-02-07</w:t>
       <w:br/>
       <w:br/>
     </w:r>

--- a/klagomål/A 54034-2024 FSC-klagomål.docx
+++ b/klagomål/A 54034-2024 FSC-klagomål.docx
@@ -1066,7 +1066,7 @@
     <w:r>
       <w:tab/>
       <w:tab/>
-      <w:t>2025-02-07</w:t>
+      <w:t>2025-02-08</w:t>
       <w:br/>
       <w:br/>
     </w:r>

--- a/klagomål/A 54034-2024 FSC-klagomål.docx
+++ b/klagomål/A 54034-2024 FSC-klagomål.docx
@@ -1066,7 +1066,7 @@
     <w:r>
       <w:tab/>
       <w:tab/>
-      <w:t>2025-02-08</w:t>
+      <w:t>2025-02-09</w:t>
       <w:br/>
       <w:br/>
     </w:r>

--- a/klagomål/A 54034-2024 FSC-klagomål.docx
+++ b/klagomål/A 54034-2024 FSC-klagomål.docx
@@ -1066,7 +1066,7 @@
     <w:r>
       <w:tab/>
       <w:tab/>
-      <w:t>2025-02-09</w:t>
+      <w:t>2025-02-10</w:t>
       <w:br/>
       <w:br/>
     </w:r>

--- a/klagomål/A 54034-2024 FSC-klagomål.docx
+++ b/klagomål/A 54034-2024 FSC-klagomål.docx
@@ -1066,7 +1066,7 @@
     <w:r>
       <w:tab/>
       <w:tab/>
-      <w:t>2025-02-10</w:t>
+      <w:t>2025-02-11</w:t>
       <w:br/>
       <w:br/>
     </w:r>

--- a/klagomål/A 54034-2024 FSC-klagomål.docx
+++ b/klagomål/A 54034-2024 FSC-klagomål.docx
@@ -1066,7 +1066,7 @@
     <w:r>
       <w:tab/>
       <w:tab/>
-      <w:t>2025-02-11</w:t>
+      <w:t>2025-02-12</w:t>
       <w:br/>
       <w:br/>
     </w:r>

--- a/klagomål/A 54034-2024 FSC-klagomål.docx
+++ b/klagomål/A 54034-2024 FSC-klagomål.docx
@@ -1066,7 +1066,7 @@
     <w:r>
       <w:tab/>
       <w:tab/>
-      <w:t>2025-02-12</w:t>
+      <w:t>2025-02-13</w:t>
       <w:br/>
       <w:br/>
     </w:r>

--- a/klagomål/A 54034-2024 FSC-klagomål.docx
+++ b/klagomål/A 54034-2024 FSC-klagomål.docx
@@ -1066,7 +1066,7 @@
     <w:r>
       <w:tab/>
       <w:tab/>
-      <w:t>2025-02-13</w:t>
+      <w:t>2025-02-14</w:t>
       <w:br/>
       <w:br/>
     </w:r>

--- a/klagomål/A 54034-2024 FSC-klagomål.docx
+++ b/klagomål/A 54034-2024 FSC-klagomål.docx
@@ -1066,7 +1066,7 @@
     <w:r>
       <w:tab/>
       <w:tab/>
-      <w:t>2025-02-14</w:t>
+      <w:t>2025-02-15</w:t>
       <w:br/>
       <w:br/>
     </w:r>

--- a/klagomål/A 54034-2024 FSC-klagomål.docx
+++ b/klagomål/A 54034-2024 FSC-klagomål.docx
@@ -1066,7 +1066,7 @@
     <w:r>
       <w:tab/>
       <w:tab/>
-      <w:t>2025-02-15</w:t>
+      <w:t>2025-02-16</w:t>
       <w:br/>
       <w:br/>
     </w:r>

--- a/klagomål/A 54034-2024 FSC-klagomål.docx
+++ b/klagomål/A 54034-2024 FSC-klagomål.docx
@@ -1066,7 +1066,7 @@
     <w:r>
       <w:tab/>
       <w:tab/>
-      <w:t>2025-02-16</w:t>
+      <w:t>2025-02-17</w:t>
       <w:br/>
       <w:br/>
     </w:r>

--- a/klagomål/A 54034-2024 FSC-klagomål.docx
+++ b/klagomål/A 54034-2024 FSC-klagomål.docx
@@ -1066,7 +1066,7 @@
     <w:r>
       <w:tab/>
       <w:tab/>
-      <w:t>2025-02-17</w:t>
+      <w:t>2025-02-18</w:t>
       <w:br/>
       <w:br/>
     </w:r>

--- a/klagomål/A 54034-2024 FSC-klagomål.docx
+++ b/klagomål/A 54034-2024 FSC-klagomål.docx
@@ -1066,7 +1066,7 @@
     <w:r>
       <w:tab/>
       <w:tab/>
-      <w:t>2025-02-18</w:t>
+      <w:t>2025-02-19</w:t>
       <w:br/>
       <w:br/>
     </w:r>

--- a/klagomål/A 54034-2024 FSC-klagomål.docx
+++ b/klagomål/A 54034-2024 FSC-klagomål.docx
@@ -1066,7 +1066,7 @@
     <w:r>
       <w:tab/>
       <w:tab/>
-      <w:t>2025-02-19</w:t>
+      <w:t>2025-02-20</w:t>
       <w:br/>
       <w:br/>
     </w:r>

--- a/klagomål/A 54034-2024 FSC-klagomål.docx
+++ b/klagomål/A 54034-2024 FSC-klagomål.docx
@@ -1066,7 +1066,7 @@
     <w:r>
       <w:tab/>
       <w:tab/>
-      <w:t>2025-02-20</w:t>
+      <w:t>2025-02-21</w:t>
       <w:br/>
       <w:br/>
     </w:r>

--- a/klagomål/A 54034-2024 FSC-klagomål.docx
+++ b/klagomål/A 54034-2024 FSC-klagomål.docx
@@ -1066,7 +1066,7 @@
     <w:r>
       <w:tab/>
       <w:tab/>
-      <w:t>2025-03-02</w:t>
+      <w:t>2025-03-03</w:t>
       <w:br/>
       <w:br/>
     </w:r>

--- a/klagomål/A 54034-2024 FSC-klagomål.docx
+++ b/klagomål/A 54034-2024 FSC-klagomål.docx
@@ -1066,7 +1066,7 @@
     <w:r>
       <w:tab/>
       <w:tab/>
-      <w:t>2025-03-03</w:t>
+      <w:t>2025-03-04</w:t>
       <w:br/>
       <w:br/>
     </w:r>

--- a/klagomål/A 54034-2024 FSC-klagomål.docx
+++ b/klagomål/A 54034-2024 FSC-klagomål.docx
@@ -1066,7 +1066,7 @@
     <w:r>
       <w:tab/>
       <w:tab/>
-      <w:t>2025-03-04</w:t>
+      <w:t>2025-03-05</w:t>
       <w:br/>
       <w:br/>
     </w:r>

--- a/klagomål/A 54034-2024 FSC-klagomål.docx
+++ b/klagomål/A 54034-2024 FSC-klagomål.docx
@@ -1066,7 +1066,7 @@
     <w:r>
       <w:tab/>
       <w:tab/>
-      <w:t>2025-03-05</w:t>
+      <w:t>2025-03-06</w:t>
       <w:br/>
       <w:br/>
     </w:r>

--- a/klagomål/A 54034-2024 FSC-klagomål.docx
+++ b/klagomål/A 54034-2024 FSC-klagomål.docx
@@ -1066,7 +1066,7 @@
     <w:r>
       <w:tab/>
       <w:tab/>
-      <w:t>2025-03-06</w:t>
+      <w:t>2025-03-07</w:t>
       <w:br/>
       <w:br/>
     </w:r>

--- a/klagomål/A 54034-2024 FSC-klagomål.docx
+++ b/klagomål/A 54034-2024 FSC-klagomål.docx
@@ -1066,7 +1066,7 @@
     <w:r>
       <w:tab/>
       <w:tab/>
-      <w:t>2025-03-07</w:t>
+      <w:t>2025-03-08</w:t>
       <w:br/>
       <w:br/>
     </w:r>

--- a/klagomål/A 54034-2024 FSC-klagomål.docx
+++ b/klagomål/A 54034-2024 FSC-klagomål.docx
@@ -1066,7 +1066,7 @@
     <w:r>
       <w:tab/>
       <w:tab/>
-      <w:t>2025-03-08</w:t>
+      <w:t>2025-03-09</w:t>
       <w:br/>
       <w:br/>
     </w:r>

--- a/klagomål/A 54034-2024 FSC-klagomål.docx
+++ b/klagomål/A 54034-2024 FSC-klagomål.docx
@@ -1066,7 +1066,7 @@
     <w:r>
       <w:tab/>
       <w:tab/>
-      <w:t>2025-03-09</w:t>
+      <w:t>2025-03-10</w:t>
       <w:br/>
       <w:br/>
     </w:r>

--- a/klagomål/A 54034-2024 FSC-klagomål.docx
+++ b/klagomål/A 54034-2024 FSC-klagomål.docx
@@ -1066,7 +1066,7 @@
     <w:r>
       <w:tab/>
       <w:tab/>
-      <w:t>2025-03-10</w:t>
+      <w:t>2025-03-11</w:t>
       <w:br/>
       <w:br/>
     </w:r>

--- a/klagomål/A 54034-2024 FSC-klagomål.docx
+++ b/klagomål/A 54034-2024 FSC-klagomål.docx
@@ -1066,7 +1066,7 @@
     <w:r>
       <w:tab/>
       <w:tab/>
-      <w:t>2025-03-11</w:t>
+      <w:t>2025-03-12</w:t>
       <w:br/>
       <w:br/>
     </w:r>

--- a/klagomål/A 54034-2024 FSC-klagomål.docx
+++ b/klagomål/A 54034-2024 FSC-klagomål.docx
@@ -1066,7 +1066,7 @@
     <w:r>
       <w:tab/>
       <w:tab/>
-      <w:t>2025-03-12</w:t>
+      <w:t>2025-03-13</w:t>
       <w:br/>
       <w:br/>
     </w:r>

--- a/klagomål/A 54034-2024 FSC-klagomål.docx
+++ b/klagomål/A 54034-2024 FSC-klagomål.docx
@@ -1066,7 +1066,7 @@
     <w:r>
       <w:tab/>
       <w:tab/>
-      <w:t>2025-03-13</w:t>
+      <w:t>2025-03-14</w:t>
       <w:br/>
       <w:br/>
     </w:r>

--- a/klagomål/A 54034-2024 FSC-klagomål.docx
+++ b/klagomål/A 54034-2024 FSC-klagomål.docx
@@ -1066,7 +1066,7 @@
     <w:r>
       <w:tab/>
       <w:tab/>
-      <w:t>2025-03-14</w:t>
+      <w:t>2025-03-15</w:t>
       <w:br/>
       <w:br/>
     </w:r>

--- a/klagomål/A 54034-2024 FSC-klagomål.docx
+++ b/klagomål/A 54034-2024 FSC-klagomål.docx
@@ -1066,7 +1066,7 @@
     <w:r>
       <w:tab/>
       <w:tab/>
-      <w:t>2025-03-15</w:t>
+      <w:t>2025-03-16</w:t>
       <w:br/>
       <w:br/>
     </w:r>

--- a/klagomål/A 54034-2024 FSC-klagomål.docx
+++ b/klagomål/A 54034-2024 FSC-klagomål.docx
@@ -1066,7 +1066,7 @@
     <w:r>
       <w:tab/>
       <w:tab/>
-      <w:t>2025-03-16</w:t>
+      <w:t>2025-03-17</w:t>
       <w:br/>
       <w:br/>
     </w:r>

--- a/klagomål/A 54034-2024 FSC-klagomål.docx
+++ b/klagomål/A 54034-2024 FSC-klagomål.docx
@@ -1066,7 +1066,7 @@
     <w:r>
       <w:tab/>
       <w:tab/>
-      <w:t>2025-03-17</w:t>
+      <w:t>2025-03-18</w:t>
       <w:br/>
       <w:br/>
     </w:r>

--- a/klagomål/A 54034-2024 FSC-klagomål.docx
+++ b/klagomål/A 54034-2024 FSC-klagomål.docx
@@ -1066,7 +1066,7 @@
     <w:r>
       <w:tab/>
       <w:tab/>
-      <w:t>2025-03-18</w:t>
+      <w:t>2025-03-19</w:t>
       <w:br/>
       <w:br/>
     </w:r>

--- a/klagomål/A 54034-2024 FSC-klagomål.docx
+++ b/klagomål/A 54034-2024 FSC-klagomål.docx
@@ -1066,7 +1066,7 @@
     <w:r>
       <w:tab/>
       <w:tab/>
-      <w:t>2025-03-19</w:t>
+      <w:t>2025-03-20</w:t>
       <w:br/>
       <w:br/>
     </w:r>

--- a/klagomål/A 54034-2024 FSC-klagomål.docx
+++ b/klagomål/A 54034-2024 FSC-klagomål.docx
@@ -1066,7 +1066,7 @@
     <w:r>
       <w:tab/>
       <w:tab/>
-      <w:t>2025-03-20</w:t>
+      <w:t>2025-03-21</w:t>
       <w:br/>
       <w:br/>
     </w:r>

--- a/klagomål/A 54034-2024 FSC-klagomål.docx
+++ b/klagomål/A 54034-2024 FSC-klagomål.docx
@@ -1066,7 +1066,7 @@
     <w:r>
       <w:tab/>
       <w:tab/>
-      <w:t>2025-03-21</w:t>
+      <w:t>2025-03-22</w:t>
       <w:br/>
       <w:br/>
     </w:r>

--- a/klagomål/A 54034-2024 FSC-klagomål.docx
+++ b/klagomål/A 54034-2024 FSC-klagomål.docx
@@ -1066,7 +1066,7 @@
     <w:r>
       <w:tab/>
       <w:tab/>
-      <w:t>2025-03-22</w:t>
+      <w:t>2025-03-23</w:t>
       <w:br/>
       <w:br/>
     </w:r>

--- a/klagomål/A 54034-2024 FSC-klagomål.docx
+++ b/klagomål/A 54034-2024 FSC-klagomål.docx
@@ -1066,7 +1066,7 @@
     <w:r>
       <w:tab/>
       <w:tab/>
-      <w:t>2025-03-23</w:t>
+      <w:t>2025-03-24</w:t>
       <w:br/>
       <w:br/>
     </w:r>

--- a/klagomål/A 54034-2024 FSC-klagomål.docx
+++ b/klagomål/A 54034-2024 FSC-klagomål.docx
@@ -1066,7 +1066,7 @@
     <w:r>
       <w:tab/>
       <w:tab/>
-      <w:t>2025-03-24</w:t>
+      <w:t>2025-03-25</w:t>
       <w:br/>
       <w:br/>
     </w:r>

--- a/klagomål/A 54034-2024 FSC-klagomål.docx
+++ b/klagomål/A 54034-2024 FSC-klagomål.docx
@@ -1066,7 +1066,7 @@
     <w:r>
       <w:tab/>
       <w:tab/>
-      <w:t>2025-03-25</w:t>
+      <w:t>2025-03-26</w:t>
       <w:br/>
       <w:br/>
     </w:r>

--- a/klagomål/A 54034-2024 FSC-klagomål.docx
+++ b/klagomål/A 54034-2024 FSC-klagomål.docx
@@ -1066,7 +1066,7 @@
     <w:r>
       <w:tab/>
       <w:tab/>
-      <w:t>2025-03-26</w:t>
+      <w:t>2025-03-27</w:t>
       <w:br/>
       <w:br/>
     </w:r>

--- a/klagomål/A 54034-2024 FSC-klagomål.docx
+++ b/klagomål/A 54034-2024 FSC-klagomål.docx
@@ -1066,7 +1066,7 @@
     <w:r>
       <w:tab/>
       <w:tab/>
-      <w:t>2025-03-27</w:t>
+      <w:t>2025-03-28</w:t>
       <w:br/>
       <w:br/>
     </w:r>

--- a/klagomål/A 54034-2024 FSC-klagomål.docx
+++ b/klagomål/A 54034-2024 FSC-klagomål.docx
@@ -1066,7 +1066,7 @@
     <w:r>
       <w:tab/>
       <w:tab/>
-      <w:t>2025-04-02</w:t>
+      <w:t>2025-04-03</w:t>
       <w:br/>
       <w:br/>
     </w:r>

--- a/klagomål/A 54034-2024 FSC-klagomål.docx
+++ b/klagomål/A 54034-2024 FSC-klagomål.docx
@@ -1066,7 +1066,7 @@
     <w:r>
       <w:tab/>
       <w:tab/>
-      <w:t>2025-04-03</w:t>
+      <w:t>2025-04-05</w:t>
       <w:br/>
       <w:br/>
     </w:r>

--- a/klagomål/A 54034-2024 FSC-klagomål.docx
+++ b/klagomål/A 54034-2024 FSC-klagomål.docx
@@ -1066,7 +1066,7 @@
     <w:r>
       <w:tab/>
       <w:tab/>
-      <w:t>2025-04-05</w:t>
+      <w:t>2025-04-06</w:t>
       <w:br/>
       <w:br/>
     </w:r>

--- a/klagomål/A 54034-2024 FSC-klagomål.docx
+++ b/klagomål/A 54034-2024 FSC-klagomål.docx
@@ -1066,7 +1066,7 @@
     <w:r>
       <w:tab/>
       <w:tab/>
-      <w:t>2025-04-06</w:t>
+      <w:t>2025-04-07</w:t>
       <w:br/>
       <w:br/>
     </w:r>

--- a/klagomål/A 54034-2024 FSC-klagomål.docx
+++ b/klagomål/A 54034-2024 FSC-klagomål.docx
@@ -1066,7 +1066,7 @@
     <w:r>
       <w:tab/>
       <w:tab/>
-      <w:t>2025-04-07</w:t>
+      <w:t>2025-04-08</w:t>
       <w:br/>
       <w:br/>
     </w:r>

--- a/klagomål/A 54034-2024 FSC-klagomål.docx
+++ b/klagomål/A 54034-2024 FSC-klagomål.docx
@@ -1066,7 +1066,7 @@
     <w:r>
       <w:tab/>
       <w:tab/>
-      <w:t>2025-04-08</w:t>
+      <w:t>2025-04-09</w:t>
       <w:br/>
       <w:br/>
     </w:r>

--- a/klagomål/A 54034-2024 FSC-klagomål.docx
+++ b/klagomål/A 54034-2024 FSC-klagomål.docx
@@ -247,6 +247,17 @@
       </w:r>
     </w:p>
     <w:p>
+      <w:r>
+        <w:rPr>
+          <w:b/>
+        </w:rPr>
+        <w:t>Vedskivlav (NT)</w:t>
+      </w:r>
+      <w:r>
+        <w:t xml:space="preserve"> växer på gammal, torr, exponerad, hård kärnved av framförallt tall i naturskogsartade bestånd. Avverkning av tallskog av naturskogskaraktär med spår av återkommande bränder är ett hot. Mängden lämplig ved att växa på för vedskivlav minskar, dels på grund av naturlig nedbrytning men framförallt på grund av att de förstörs i samband med slutavverkningar, gallringar och markberedning. Tall- och blandbarrskogar av naturskogskaraktär med spår av återkommande bränder bör skyddas (SLU Artdatabanken, 2024).</w:t>
+      </w:r>
+    </w:p>
+    <w:p>
       <w:pPr>
         <w:pStyle w:val="Heading1"/>
       </w:pPr>
@@ -759,7 +770,7 @@
         <w:t xml:space="preserve">Level and pattern of overstory retention interact to shape long-term responses of understories to timber harvest. </w:t>
       </w:r>
       <w:r>
-        <w:t xml:space="preserve">Ecological Applications, 22, 2049–2064 </w:t>
+        <w:t>Ecological Applications, 22, 2049–2064</w:t>
       </w:r>
     </w:p>
     <w:p>
@@ -828,7 +839,7 @@
     </w:p>
     <w:p>
       <w:r>
-        <w:t xml:space="preserve">Talltita är rödlistad som NT, fridlyst och prioriterad art i Skogsvårdslagen. Den omfattas av EU:s fågeldirektiv. Arten har minskat kraftigt de senaste 30 åren och minskningstakten innevarande 10-årsperiod beräknas till 20 (10–30) % (SLU Artdatabanken, 2022). </w:t>
+        <w:t>Talltita är rödlistad som NT, fridlyst och prioriterad art i Skogsvårdslagen. Den omfattas av EU:s fågeldirektiv. Arten har minskat kraftigt de senaste 30 åren och minskningstakten innevarande 10-årsperiod beräknas till 20 (10–30) % (SLU Artdatabanken, 2022).</w:t>
       </w:r>
     </w:p>
     <w:p>
@@ -865,7 +876,7 @@
         <w:t xml:space="preserve">Differential demographic responses of sympatric Parids to vegetation management in boreal forest. </w:t>
       </w:r>
       <w:r>
-        <w:t xml:space="preserve">For. Ecol. Manage. 319, 169–175. </w:t>
+        <w:t>For. Ecol. Manage. 319, 169–175.</w:t>
       </w:r>
     </w:p>
     <w:p>
@@ -879,7 +890,7 @@
         <w:t xml:space="preserve">Coherence, composition and territories of winter social groups of the Willow Tit Parus montanus and the Crested Tit P. cristatus. </w:t>
       </w:r>
       <w:r>
-        <w:t xml:space="preserve">Ornis Scandinavica, 10, pp 56–68 </w:t>
+        <w:t>Ornis Scandinavica, 10, pp 56–68</w:t>
       </w:r>
     </w:p>
     <w:p>
@@ -893,7 +904,7 @@
         <w:t xml:space="preserve">Impact of forestry practices on fitness correlates and population productivity in an open-nesting bird species. </w:t>
       </w:r>
       <w:r>
-        <w:t xml:space="preserve">Conserv. Biol. 21, 767–774. https://doi.org/10.1111/j.1523- 1739.2007.00675.x </w:t>
+        <w:t>Conserv. Biol. 21, 767–774. https://doi.org/10.1111/j.1523- 1739.2007.00675.x</w:t>
       </w:r>
     </w:p>
     <w:p>
@@ -1066,7 +1077,7 @@
     <w:r>
       <w:tab/>
       <w:tab/>
-      <w:t>2025-04-09</w:t>
+      <w:t>2025-04-10</w:t>
       <w:br/>
       <w:br/>
     </w:r>

--- a/klagomål/A 54034-2024 FSC-klagomål.docx
+++ b/klagomål/A 54034-2024 FSC-klagomål.docx
@@ -1077,7 +1077,7 @@
     <w:r>
       <w:tab/>
       <w:tab/>
-      <w:t>2025-04-10</w:t>
+      <w:t>2025-04-11</w:t>
       <w:br/>
       <w:br/>
     </w:r>

--- a/klagomål/A 54034-2024 FSC-klagomål.docx
+++ b/klagomål/A 54034-2024 FSC-klagomål.docx
@@ -1077,7 +1077,7 @@
     <w:r>
       <w:tab/>
       <w:tab/>
-      <w:t>2025-04-11</w:t>
+      <w:t>2025-04-12</w:t>
       <w:br/>
       <w:br/>
     </w:r>

--- a/klagomål/A 54034-2024 FSC-klagomål.docx
+++ b/klagomål/A 54034-2024 FSC-klagomål.docx
@@ -1077,7 +1077,7 @@
     <w:r>
       <w:tab/>
       <w:tab/>
-      <w:t>2025-04-12</w:t>
+      <w:t>2025-04-13</w:t>
       <w:br/>
       <w:br/>
     </w:r>

--- a/klagomål/A 54034-2024 FSC-klagomål.docx
+++ b/klagomål/A 54034-2024 FSC-klagomål.docx
@@ -1077,7 +1077,7 @@
     <w:r>
       <w:tab/>
       <w:tab/>
-      <w:t>2025-04-13</w:t>
+      <w:t>2025-04-14</w:t>
       <w:br/>
       <w:br/>
     </w:r>

--- a/klagomål/A 54034-2024 FSC-klagomål.docx
+++ b/klagomål/A 54034-2024 FSC-klagomål.docx
@@ -1077,7 +1077,7 @@
     <w:r>
       <w:tab/>
       <w:tab/>
-      <w:t>2025-04-14</w:t>
+      <w:t>2025-04-15</w:t>
       <w:br/>
       <w:br/>
     </w:r>

--- a/klagomål/A 54034-2024 FSC-klagomål.docx
+++ b/klagomål/A 54034-2024 FSC-klagomål.docx
@@ -1077,7 +1077,7 @@
     <w:r>
       <w:tab/>
       <w:tab/>
-      <w:t>2025-04-15</w:t>
+      <w:t>2025-04-16</w:t>
       <w:br/>
       <w:br/>
     </w:r>

--- a/klagomål/A 54034-2024 FSC-klagomål.docx
+++ b/klagomål/A 54034-2024 FSC-klagomål.docx
@@ -1077,7 +1077,7 @@
     <w:r>
       <w:tab/>
       <w:tab/>
-      <w:t>2025-04-16</w:t>
+      <w:t>2025-04-17</w:t>
       <w:br/>
       <w:br/>
     </w:r>

--- a/klagomål/A 54034-2024 FSC-klagomål.docx
+++ b/klagomål/A 54034-2024 FSC-klagomål.docx
@@ -1077,7 +1077,7 @@
     <w:r>
       <w:tab/>
       <w:tab/>
-      <w:t>2025-04-17</w:t>
+      <w:t>2025-04-18</w:t>
       <w:br/>
       <w:br/>
     </w:r>

--- a/klagomål/A 54034-2024 FSC-klagomål.docx
+++ b/klagomål/A 54034-2024 FSC-klagomål.docx
@@ -1077,7 +1077,7 @@
     <w:r>
       <w:tab/>
       <w:tab/>
-      <w:t>2025-04-18</w:t>
+      <w:t>2025-04-19</w:t>
       <w:br/>
       <w:br/>
     </w:r>

--- a/klagomål/A 54034-2024 FSC-klagomål.docx
+++ b/klagomål/A 54034-2024 FSC-klagomål.docx
@@ -1077,7 +1077,7 @@
     <w:r>
       <w:tab/>
       <w:tab/>
-      <w:t>2025-05-03</w:t>
+      <w:t>2025-05-04</w:t>
       <w:br/>
       <w:br/>
     </w:r>

--- a/klagomål/A 54034-2024 FSC-klagomål.docx
+++ b/klagomål/A 54034-2024 FSC-klagomål.docx
@@ -1077,7 +1077,7 @@
     <w:r>
       <w:tab/>
       <w:tab/>
-      <w:t>2025-05-04</w:t>
+      <w:t>2025-05-06</w:t>
       <w:br/>
       <w:br/>
     </w:r>

--- a/klagomål/A 54034-2024 FSC-klagomål.docx
+++ b/klagomål/A 54034-2024 FSC-klagomål.docx
@@ -1077,7 +1077,7 @@
     <w:r>
       <w:tab/>
       <w:tab/>
-      <w:t>2025-05-06</w:t>
+      <w:t>2025-05-07</w:t>
       <w:br/>
       <w:br/>
     </w:r>

--- a/klagomål/A 54034-2024 FSC-klagomål.docx
+++ b/klagomål/A 54034-2024 FSC-klagomål.docx
@@ -1077,7 +1077,7 @@
     <w:r>
       <w:tab/>
       <w:tab/>
-      <w:t>2025-05-07</w:t>
+      <w:t>2025-05-08</w:t>
       <w:br/>
       <w:br/>
     </w:r>

--- a/klagomål/A 54034-2024 FSC-klagomål.docx
+++ b/klagomål/A 54034-2024 FSC-klagomål.docx
@@ -1077,7 +1077,7 @@
     <w:r>
       <w:tab/>
       <w:tab/>
-      <w:t>2025-05-08</w:t>
+      <w:t>2025-05-09</w:t>
       <w:br/>
       <w:br/>
     </w:r>

--- a/klagomål/A 54034-2024 FSC-klagomål.docx
+++ b/klagomål/A 54034-2024 FSC-klagomål.docx
@@ -1077,7 +1077,7 @@
     <w:r>
       <w:tab/>
       <w:tab/>
-      <w:t>2025-05-09</w:t>
+      <w:t>2025-05-10</w:t>
       <w:br/>
       <w:br/>
     </w:r>

--- a/klagomål/A 54034-2024 FSC-klagomål.docx
+++ b/klagomål/A 54034-2024 FSC-klagomål.docx
@@ -1077,7 +1077,7 @@
     <w:r>
       <w:tab/>
       <w:tab/>
-      <w:t>2025-05-10</w:t>
+      <w:t>2025-05-11</w:t>
       <w:br/>
       <w:br/>
     </w:r>

--- a/klagomål/A 54034-2024 FSC-klagomål.docx
+++ b/klagomål/A 54034-2024 FSC-klagomål.docx
@@ -1077,7 +1077,7 @@
     <w:r>
       <w:tab/>
       <w:tab/>
-      <w:t>2025-05-11</w:t>
+      <w:t>2025-05-12</w:t>
       <w:br/>
       <w:br/>
     </w:r>

--- a/klagomål/A 54034-2024 FSC-klagomål.docx
+++ b/klagomål/A 54034-2024 FSC-klagomål.docx
@@ -1077,7 +1077,7 @@
     <w:r>
       <w:tab/>
       <w:tab/>
-      <w:t>2025-05-12</w:t>
+      <w:t>2025-05-13</w:t>
       <w:br/>
       <w:br/>
     </w:r>

--- a/klagomål/A 54034-2024 FSC-klagomål.docx
+++ b/klagomål/A 54034-2024 FSC-klagomål.docx
@@ -1077,7 +1077,7 @@
     <w:r>
       <w:tab/>
       <w:tab/>
-      <w:t>2025-05-13</w:t>
+      <w:t>2025-05-14</w:t>
       <w:br/>
       <w:br/>
     </w:r>

--- a/klagomål/A 54034-2024 FSC-klagomål.docx
+++ b/klagomål/A 54034-2024 FSC-klagomål.docx
@@ -1077,7 +1077,7 @@
     <w:r>
       <w:tab/>
       <w:tab/>
-      <w:t>2025-05-14</w:t>
+      <w:t>2025-05-15</w:t>
       <w:br/>
       <w:br/>
     </w:r>

--- a/klagomål/A 54034-2024 FSC-klagomål.docx
+++ b/klagomål/A 54034-2024 FSC-klagomål.docx
@@ -1077,7 +1077,7 @@
     <w:r>
       <w:tab/>
       <w:tab/>
-      <w:t>2025-05-15</w:t>
+      <w:t>2025-05-16</w:t>
       <w:br/>
       <w:br/>
     </w:r>

--- a/klagomål/A 54034-2024 FSC-klagomål.docx
+++ b/klagomål/A 54034-2024 FSC-klagomål.docx
@@ -1077,7 +1077,7 @@
     <w:r>
       <w:tab/>
       <w:tab/>
-      <w:t>2025-05-16</w:t>
+      <w:t>2025-05-17</w:t>
       <w:br/>
       <w:br/>
     </w:r>

--- a/klagomål/A 54034-2024 FSC-klagomål.docx
+++ b/klagomål/A 54034-2024 FSC-klagomål.docx
@@ -1077,7 +1077,7 @@
     <w:r>
       <w:tab/>
       <w:tab/>
-      <w:t>2025-05-17</w:t>
+      <w:t>2025-05-18</w:t>
       <w:br/>
       <w:br/>
     </w:r>

--- a/klagomål/A 54034-2024 FSC-klagomål.docx
+++ b/klagomål/A 54034-2024 FSC-klagomål.docx
@@ -1077,7 +1077,7 @@
     <w:r>
       <w:tab/>
       <w:tab/>
-      <w:t>2025-05-18</w:t>
+      <w:t>2025-05-19</w:t>
       <w:br/>
       <w:br/>
     </w:r>

--- a/klagomål/A 54034-2024 FSC-klagomål.docx
+++ b/klagomål/A 54034-2024 FSC-klagomål.docx
@@ -1077,7 +1077,7 @@
     <w:r>
       <w:tab/>
       <w:tab/>
-      <w:t>2025-05-19</w:t>
+      <w:t>2025-05-20</w:t>
       <w:br/>
       <w:br/>
     </w:r>

--- a/klagomål/A 54034-2024 FSC-klagomål.docx
+++ b/klagomål/A 54034-2024 FSC-klagomål.docx
@@ -1077,7 +1077,7 @@
     <w:r>
       <w:tab/>
       <w:tab/>
-      <w:t>2025-05-20</w:t>
+      <w:t>2025-05-21</w:t>
       <w:br/>
       <w:br/>
     </w:r>

--- a/klagomål/A 54034-2024 FSC-klagomål.docx
+++ b/klagomål/A 54034-2024 FSC-klagomål.docx
@@ -1077,7 +1077,7 @@
     <w:r>
       <w:tab/>
       <w:tab/>
-      <w:t>2025-05-21</w:t>
+      <w:t>2025-05-22</w:t>
       <w:br/>
       <w:br/>
     </w:r>

--- a/klagomål/A 54034-2024 FSC-klagomål.docx
+++ b/klagomål/A 54034-2024 FSC-klagomål.docx
@@ -1077,7 +1077,7 @@
     <w:r>
       <w:tab/>
       <w:tab/>
-      <w:t>2025-05-22</w:t>
+      <w:t>2025-05-23</w:t>
       <w:br/>
       <w:br/>
     </w:r>

--- a/klagomål/A 54034-2024 FSC-klagomål.docx
+++ b/klagomål/A 54034-2024 FSC-klagomål.docx
@@ -1077,7 +1077,7 @@
     <w:r>
       <w:tab/>
       <w:tab/>
-      <w:t>2025-05-23</w:t>
+      <w:t>2025-05-24</w:t>
       <w:br/>
       <w:br/>
     </w:r>

--- a/klagomål/A 54034-2024 FSC-klagomål.docx
+++ b/klagomål/A 54034-2024 FSC-klagomål.docx
@@ -1077,7 +1077,7 @@
     <w:r>
       <w:tab/>
       <w:tab/>
-      <w:t>2025-05-24</w:t>
+      <w:t>2025-05-25</w:t>
       <w:br/>
       <w:br/>
     </w:r>

--- a/klagomål/A 54034-2024 FSC-klagomål.docx
+++ b/klagomål/A 54034-2024 FSC-klagomål.docx
@@ -1077,7 +1077,7 @@
     <w:r>
       <w:tab/>
       <w:tab/>
-      <w:t>2025-05-25</w:t>
+      <w:t>2025-05-26</w:t>
       <w:br/>
       <w:br/>
     </w:r>

--- a/klagomål/A 54034-2024 FSC-klagomål.docx
+++ b/klagomål/A 54034-2024 FSC-klagomål.docx
@@ -1077,7 +1077,7 @@
     <w:r>
       <w:tab/>
       <w:tab/>
-      <w:t>2025-05-26</w:t>
+      <w:t>2025-05-27</w:t>
       <w:br/>
       <w:br/>
     </w:r>

--- a/klagomål/A 54034-2024 FSC-klagomål.docx
+++ b/klagomål/A 54034-2024 FSC-klagomål.docx
@@ -1077,7 +1077,7 @@
     <w:r>
       <w:tab/>
       <w:tab/>
-      <w:t>2025-05-27</w:t>
+      <w:t>2025-05-30</w:t>
       <w:br/>
       <w:br/>
     </w:r>

--- a/klagomål/A 54034-2024 FSC-klagomål.docx
+++ b/klagomål/A 54034-2024 FSC-klagomål.docx
@@ -1077,7 +1077,7 @@
     <w:r>
       <w:tab/>
       <w:tab/>
-      <w:t>2025-05-30</w:t>
+      <w:t>2025-06-01</w:t>
       <w:br/>
       <w:br/>
     </w:r>

--- a/klagomål/A 54034-2024 FSC-klagomål.docx
+++ b/klagomål/A 54034-2024 FSC-klagomål.docx
@@ -1077,7 +1077,7 @@
     <w:r>
       <w:tab/>
       <w:tab/>
-      <w:t>2025-06-01</w:t>
+      <w:t>2025-06-02</w:t>
       <w:br/>
       <w:br/>
     </w:r>

--- a/klagomål/A 54034-2024 FSC-klagomål.docx
+++ b/klagomål/A 54034-2024 FSC-klagomål.docx
@@ -1077,7 +1077,7 @@
     <w:r>
       <w:tab/>
       <w:tab/>
-      <w:t>2025-06-02</w:t>
+      <w:t>2025-06-03</w:t>
       <w:br/>
       <w:br/>
     </w:r>

--- a/klagomål/A 54034-2024 FSC-klagomål.docx
+++ b/klagomål/A 54034-2024 FSC-klagomål.docx
@@ -1077,7 +1077,7 @@
     <w:r>
       <w:tab/>
       <w:tab/>
-      <w:t>2025-06-03</w:t>
+      <w:t>2025-06-04</w:t>
       <w:br/>
       <w:br/>
     </w:r>

--- a/klagomål/A 54034-2024 FSC-klagomål.docx
+++ b/klagomål/A 54034-2024 FSC-klagomål.docx
@@ -1077,7 +1077,7 @@
     <w:r>
       <w:tab/>
       <w:tab/>
-      <w:t>2025-06-04</w:t>
+      <w:t>2025-06-05</w:t>
       <w:br/>
       <w:br/>
     </w:r>

--- a/klagomål/A 54034-2024 FSC-klagomål.docx
+++ b/klagomål/A 54034-2024 FSC-klagomål.docx
@@ -1077,7 +1077,7 @@
     <w:r>
       <w:tab/>
       <w:tab/>
-      <w:t>2025-06-05</w:t>
+      <w:t>2025-06-13</w:t>
       <w:br/>
       <w:br/>
     </w:r>

--- a/klagomål/A 54034-2024 FSC-klagomål.docx
+++ b/klagomål/A 54034-2024 FSC-klagomål.docx
@@ -1077,7 +1077,7 @@
     <w:r>
       <w:tab/>
       <w:tab/>
-      <w:t>2025-06-13</w:t>
+      <w:t>2025-06-15</w:t>
       <w:br/>
       <w:br/>
     </w:r>

--- a/klagomål/A 54034-2024 FSC-klagomål.docx
+++ b/klagomål/A 54034-2024 FSC-klagomål.docx
@@ -1077,7 +1077,7 @@
     <w:r>
       <w:tab/>
       <w:tab/>
-      <w:t>2025-06-15</w:t>
+      <w:t>2025-06-16</w:t>
       <w:br/>
       <w:br/>
     </w:r>

--- a/klagomål/A 54034-2024 FSC-klagomål.docx
+++ b/klagomål/A 54034-2024 FSC-klagomål.docx
@@ -1077,7 +1077,7 @@
     <w:r>
       <w:tab/>
       <w:tab/>
-      <w:t>2025-06-16</w:t>
+      <w:t>2025-06-17</w:t>
       <w:br/>
       <w:br/>
     </w:r>

--- a/klagomål/A 54034-2024 FSC-klagomål.docx
+++ b/klagomål/A 54034-2024 FSC-klagomål.docx
@@ -1077,7 +1077,7 @@
     <w:r>
       <w:tab/>
       <w:tab/>
-      <w:t>2025-06-17</w:t>
+      <w:t>2025-06-18</w:t>
       <w:br/>
       <w:br/>
     </w:r>

--- a/klagomål/A 54034-2024 FSC-klagomål.docx
+++ b/klagomål/A 54034-2024 FSC-klagomål.docx
@@ -1077,7 +1077,7 @@
     <w:r>
       <w:tab/>
       <w:tab/>
-      <w:t>2025-06-18</w:t>
+      <w:t>2025-06-19</w:t>
       <w:br/>
       <w:br/>
     </w:r>

--- a/klagomål/A 54034-2024 FSC-klagomål.docx
+++ b/klagomål/A 54034-2024 FSC-klagomål.docx
@@ -1077,7 +1077,7 @@
     <w:r>
       <w:tab/>
       <w:tab/>
-      <w:t>2025-06-19</w:t>
+      <w:t>2025-06-20</w:t>
       <w:br/>
       <w:br/>
     </w:r>

--- a/klagomål/A 54034-2024 FSC-klagomål.docx
+++ b/klagomål/A 54034-2024 FSC-klagomål.docx
@@ -1077,7 +1077,7 @@
     <w:r>
       <w:tab/>
       <w:tab/>
-      <w:t>2025-06-20</w:t>
+      <w:t>2025-06-21</w:t>
       <w:br/>
       <w:br/>
     </w:r>

--- a/klagomål/A 54034-2024 FSC-klagomål.docx
+++ b/klagomål/A 54034-2024 FSC-klagomål.docx
@@ -1077,7 +1077,7 @@
     <w:r>
       <w:tab/>
       <w:tab/>
-      <w:t>2025-06-21</w:t>
+      <w:t>2025-06-22</w:t>
       <w:br/>
       <w:br/>
     </w:r>

--- a/klagomål/A 54034-2024 FSC-klagomål.docx
+++ b/klagomål/A 54034-2024 FSC-klagomål.docx
@@ -1077,7 +1077,7 @@
     <w:r>
       <w:tab/>
       <w:tab/>
-      <w:t>2025-06-22</w:t>
+      <w:t>2025-06-23</w:t>
       <w:br/>
       <w:br/>
     </w:r>

--- a/klagomål/A 54034-2024 FSC-klagomål.docx
+++ b/klagomål/A 54034-2024 FSC-klagomål.docx
@@ -1077,7 +1077,7 @@
     <w:r>
       <w:tab/>
       <w:tab/>
-      <w:t>2025-06-23</w:t>
+      <w:t>2025-06-24</w:t>
       <w:br/>
       <w:br/>
     </w:r>

--- a/klagomål/A 54034-2024 FSC-klagomål.docx
+++ b/klagomål/A 54034-2024 FSC-klagomål.docx
@@ -1077,7 +1077,7 @@
     <w:r>
       <w:tab/>
       <w:tab/>
-      <w:t>2025-06-24</w:t>
+      <w:t>2025-06-25</w:t>
       <w:br/>
       <w:br/>
     </w:r>

--- a/klagomål/A 54034-2024 FSC-klagomål.docx
+++ b/klagomål/A 54034-2024 FSC-klagomål.docx
@@ -1077,7 +1077,7 @@
     <w:r>
       <w:tab/>
       <w:tab/>
-      <w:t>2025-06-25</w:t>
+      <w:t>2025-06-26</w:t>
       <w:br/>
       <w:br/>
     </w:r>

--- a/klagomål/A 54034-2024 FSC-klagomål.docx
+++ b/klagomål/A 54034-2024 FSC-klagomål.docx
@@ -1077,7 +1077,7 @@
     <w:r>
       <w:tab/>
       <w:tab/>
-      <w:t>2025-06-26</w:t>
+      <w:t>2025-06-27</w:t>
       <w:br/>
       <w:br/>
     </w:r>

--- a/klagomål/A 54034-2024 FSC-klagomål.docx
+++ b/klagomål/A 54034-2024 FSC-klagomål.docx
@@ -1077,7 +1077,7 @@
     <w:r>
       <w:tab/>
       <w:tab/>
-      <w:t>2025-06-27</w:t>
+      <w:t>2025-06-28</w:t>
       <w:br/>
       <w:br/>
     </w:r>

--- a/klagomål/A 54034-2024 FSC-klagomål.docx
+++ b/klagomål/A 54034-2024 FSC-klagomål.docx
@@ -1077,7 +1077,7 @@
     <w:r>
       <w:tab/>
       <w:tab/>
-      <w:t>2025-06-28</w:t>
+      <w:t>2025-06-29</w:t>
       <w:br/>
       <w:br/>
     </w:r>

--- a/klagomål/A 54034-2024 FSC-klagomål.docx
+++ b/klagomål/A 54034-2024 FSC-klagomål.docx
@@ -1077,7 +1077,7 @@
     <w:r>
       <w:tab/>
       <w:tab/>
-      <w:t>2025-06-29</w:t>
+      <w:t>2025-06-30</w:t>
       <w:br/>
       <w:br/>
     </w:r>

--- a/klagomål/A 54034-2024 FSC-klagomål.docx
+++ b/klagomål/A 54034-2024 FSC-klagomål.docx
@@ -1077,7 +1077,7 @@
     <w:r>
       <w:tab/>
       <w:tab/>
-      <w:t>2025-06-30</w:t>
+      <w:t>2025-07-01</w:t>
       <w:br/>
       <w:br/>
     </w:r>

--- a/klagomål/A 54034-2024 FSC-klagomål.docx
+++ b/klagomål/A 54034-2024 FSC-klagomål.docx
@@ -1077,7 +1077,7 @@
     <w:r>
       <w:tab/>
       <w:tab/>
-      <w:t>2025-07-01</w:t>
+      <w:t>2025-07-02</w:t>
       <w:br/>
       <w:br/>
     </w:r>

--- a/klagomål/A 54034-2024 FSC-klagomål.docx
+++ b/klagomål/A 54034-2024 FSC-klagomål.docx
@@ -1077,7 +1077,7 @@
     <w:r>
       <w:tab/>
       <w:tab/>
-      <w:t>2025-07-02</w:t>
+      <w:t>2025-07-03</w:t>
       <w:br/>
       <w:br/>
     </w:r>

--- a/klagomål/A 54034-2024 FSC-klagomål.docx
+++ b/klagomål/A 54034-2024 FSC-klagomål.docx
@@ -1077,7 +1077,7 @@
     <w:r>
       <w:tab/>
       <w:tab/>
-      <w:t>2025-07-03</w:t>
+      <w:t>2025-07-04</w:t>
       <w:br/>
       <w:br/>
     </w:r>

--- a/klagomål/A 54034-2024 FSC-klagomål.docx
+++ b/klagomål/A 54034-2024 FSC-klagomål.docx
@@ -1077,7 +1077,7 @@
     <w:r>
       <w:tab/>
       <w:tab/>
-      <w:t>2025-07-04</w:t>
+      <w:t>2025-07-05</w:t>
       <w:br/>
       <w:br/>
     </w:r>

--- a/klagomål/A 54034-2024 FSC-klagomål.docx
+++ b/klagomål/A 54034-2024 FSC-klagomål.docx
@@ -1077,7 +1077,7 @@
     <w:r>
       <w:tab/>
       <w:tab/>
-      <w:t>2025-07-05</w:t>
+      <w:t>2025-07-06</w:t>
       <w:br/>
       <w:br/>
     </w:r>

--- a/klagomål/A 54034-2024 FSC-klagomål.docx
+++ b/klagomål/A 54034-2024 FSC-klagomål.docx
@@ -1077,7 +1077,7 @@
     <w:r>
       <w:tab/>
       <w:tab/>
-      <w:t>2025-07-06</w:t>
+      <w:t>2025-07-07</w:t>
       <w:br/>
       <w:br/>
     </w:r>

--- a/klagomål/A 54034-2024 FSC-klagomål.docx
+++ b/klagomål/A 54034-2024 FSC-klagomål.docx
@@ -1077,7 +1077,7 @@
     <w:r>
       <w:tab/>
       <w:tab/>
-      <w:t>2025-07-07</w:t>
+      <w:t>2025-07-08</w:t>
       <w:br/>
       <w:br/>
     </w:r>

--- a/klagomål/A 54034-2024 FSC-klagomål.docx
+++ b/klagomål/A 54034-2024 FSC-klagomål.docx
@@ -1077,7 +1077,7 @@
     <w:r>
       <w:tab/>
       <w:tab/>
-      <w:t>2025-07-08</w:t>
+      <w:t>2025-07-09</w:t>
       <w:br/>
       <w:br/>
     </w:r>

--- a/klagomål/A 54034-2024 FSC-klagomål.docx
+++ b/klagomål/A 54034-2024 FSC-klagomål.docx
@@ -1077,7 +1077,7 @@
     <w:r>
       <w:tab/>
       <w:tab/>
-      <w:t>2025-07-09</w:t>
+      <w:t>2025-07-11</w:t>
       <w:br/>
       <w:br/>
     </w:r>

--- a/klagomål/A 54034-2024 FSC-klagomål.docx
+++ b/klagomål/A 54034-2024 FSC-klagomål.docx
@@ -1077,7 +1077,7 @@
     <w:r>
       <w:tab/>
       <w:tab/>
-      <w:t>2025-07-11</w:t>
+      <w:t>2025-07-12</w:t>
       <w:br/>
       <w:br/>
     </w:r>

--- a/klagomål/A 54034-2024 FSC-klagomål.docx
+++ b/klagomål/A 54034-2024 FSC-klagomål.docx
@@ -1077,7 +1077,7 @@
     <w:r>
       <w:tab/>
       <w:tab/>
-      <w:t>2025-07-12</w:t>
+      <w:t>2025-07-13</w:t>
       <w:br/>
       <w:br/>
     </w:r>

--- a/klagomål/A 54034-2024 FSC-klagomål.docx
+++ b/klagomål/A 54034-2024 FSC-klagomål.docx
@@ -1077,7 +1077,7 @@
     <w:r>
       <w:tab/>
       <w:tab/>
-      <w:t>2025-07-13</w:t>
+      <w:t>2025-07-14</w:t>
       <w:br/>
       <w:br/>
     </w:r>

--- a/klagomål/A 54034-2024 FSC-klagomål.docx
+++ b/klagomål/A 54034-2024 FSC-klagomål.docx
@@ -1115,7 +1115,7 @@
     <w:r>
       <w:tab/>
       <w:tab/>
-      <w:t>2025-08-06</w:t>
+      <w:t>2025-08-09</w:t>
       <w:br/>
       <w:br/>
     </w:r>
